--- a/applications/smaller_firms/letters/31_Will_McGowan_CoverLetter_LCPDelta.docx
+++ b/applications/smaller_firms/letters/31_Will_McGowan_CoverLetter_LCPDelta.docx
@@ -161,7 +161,7 @@
         <w:rPr>
           <w:b w:val="0"/>
         </w:rPr>
-        <w:t>Consulting appeals to me for the range of problems and the standard of thinking it demands: a recommendation has to be structured, evidenced and clear enough for a client to act on. My dissertation applies the same discipline to a broad question, whether news improves forecasts of European gas volatility, by breaking it into testable parts using mixed-frequency (MIDAS) models and out-of-sample comparisons against benchmarks. In co-founding the Strathclyde Agricapital Society, I built an organisation from launch to 126 members and led weekly sessions on transactions such as Olam Agri's USD 1.24bn stake sale to SALIC.</w:t>
+        <w:t>Consulting appeals to me for the range of problems and the standard of thinking it demands: a recommendation has to be structured, evidenced and clear enough for a client to act on. My dissertation applies the same discipline to a broad question, whether governments that hedge oil for their economies change how their currencies react to OPEC news, by breaking it into three testable predictions for Norway, Russia and Mexico and testing each with event studies and difference-in-differences. In co-founding the Strathclyde Agricapital Society, I built an organisation from launch to 126 members and led weekly sessions on transactions such as Olam Agri's USD 1.24bn stake sale to SALIC.</w:t>
       </w:r>
     </w:p>
     <w:p>
@@ -172,7 +172,7 @@
         <w:rPr>
           <w:b w:val="0"/>
         </w:rPr>
-        <w:t>LCP Delta stands out to me because its graduates support both one-off client projects and subscription research on how households and businesses use energy, using data, insights and models to advise clients from energy majors to start-ups. My dissertation builds forecasts from storage, market and news data, and I would like to apply the same mix of econometrics and clear writing to research that clients rely on, without leaving Scotland.</w:t>
+        <w:t>LCP Delta stands out to me because its graduates support both one-off client projects and subscription research on how households and businesses use energy, using data, insights and models to advise clients from energy majors to start-ups. My dissertation builds an original dataset of how governments manage oil-price risk and tests it econometrically, and I would like to apply the same mix of econometrics and clear writing to research that clients rely on, without leaving Scotland.</w:t>
       </w:r>
     </w:p>
     <w:p>
